--- a/docs/Chapter1_Introduction.docx
+++ b/docs/Chapter1_Introduction.docx
@@ -227,7 +227,7 @@
           <w:szCs w:val="26"/>
           <w:rtl/>
         </w:rPr>
-        <w:t xml:space="preserve">با این‌حال، به‌کارگیریِ این ابزارها در بازارهای نوظهور — و به‌طورِ خاص بورسِ اوراق بهادارِ تهران — با چالش‌های متمایزی روبه‌رو است: دامنه‌ی نوسانِ روزانه‌ی محدود، رویدادهای شرکتیِ مکرر و پرنوسان (افزایشِ سرمایه)، و بی‌ثباتیِ ارزیِ زمینه‌ای که رفتارِ قیمتی را از بازارهای توسعه‌یافته متمایز می‌کند. افزون بر این، ادبیاتِ روش‌شناختیِ اخیر (López de Prado, 2018؛ Bailey et al., 2014؛ Zhang et al., 2026) به‌طورِ فزاینده‌ای نشان داده که بسیاری از ادعاهای موفقیتِ یادگیریِ ماشین در پیش‌بینیِ مالی، ناشی از </w:t>
+        <w:t xml:space="preserve">با این‌حال، به‌کارگیریِ این ابزارها در بازارهای نوظهور، و به‌طورِ خاص بورسِ اوراق بهادارِ تهران، با چالش‌های متمایزی روبه‌رو است: دامنه‌ی نوسانِ روزانه‌ی محدود، رویدادهای شرکتیِ مکرر و پرنوسان (افزایشِ سرمایه)، و بی‌ثباتیِ ارزیِ زمینه‌ای که رفتارِ قیمتی را از بازارهای توسعه‌یافته متمایز می‌کند. افزون بر این، ادبیاتِ روش‌شناختیِ اخیر (López de Prado, 2018؛ Bailey et al., 2014؛ Zhang et al., 2026) به‌طورِ فزاینده‌ای نشان داده که بسیاری از ادعاهای موفقیتِ یادگیریِ ماشین در پیش‌بینیِ مالی، ناشی از </w:t>
       </w:r>
       <w:r>
         <w:rPr>
@@ -284,6 +284,27 @@
           <w:rtl/>
         </w:rPr>
         <w:t xml:space="preserve"> است، نه مهارتِ واقعیِ مدل. این پژوهش دقیقاً در تقاطعِ این دو موضوع قرار می‌گیرد: طراحیِ یک سامانه‌ی یادگیریِ ماشینِ صادقانه (Leakage-Free) برایِ پشتیبانی از تصمیمِ اجرایِ استراتژیِ Covered Call روی نمادهای بورسِ تهران، و اثباتِ کمّیِ اهمیتِ این صداقتِ روش‌شناختی.</w:t>
+      </w:r>
+    </w:p>
+    <w:p>
+      <w:pPr>
+        <w:bidi/>
+        <w:spacing w:after="200" w:line="340" w:lineRule="auto"/>
+        <w:jc w:val="both"/>
+      </w:pPr>
+      <w:r>
+        <w:rPr>
+          <w:rFonts w:ascii="B Nazanin" w:cs="B Nazanin" w:eastAsia="B Nazanin" w:hAnsi="B Nazanin"/>
+          <w:b w:val="false"/>
+          <w:bCs w:val="false"/>
+          <w:i w:val="false"/>
+          <w:iCs w:val="false"/>
+          <w:color w:val="1a1a1a"/>
+          <w:sz w:val="26"/>
+          <w:szCs w:val="26"/>
+          <w:rtl/>
+        </w:rPr>
+        <w:t xml:space="preserve">جایگاهِ این پژوهش را می‌توان با یک پرسشِ ساده خلاصه کرد: اگر یک سرمایه‌گذارِ ایرانی همین امروز بخواهد بداند آیا فروختنِ اختیارِ خرید بر سهمی که در اختیار دارد کارِ عاقلانه‌ای است یا نه، چه ابزارِ داده‌محوری در دسترسِ او قرار دارد که هم قابلِ‌اتکا باشد و هم صادقانه اذعان کند در کجا محدودیت دارد؟ پاسخِ این پژوهش به این پرسش، موضوعِ فصولِ سوم تا پنجم است؛ آنچه در ادامه‌ی همین فصل می‌آید، صورت‌بندیِ دقیقِ مسئله، اهداف، پرسش‌ها و مرزهای این پاسخ است.</w:t>
       </w:r>
     </w:p>
     <w:p>
@@ -348,7 +369,28 @@
           <w:szCs w:val="26"/>
           <w:rtl/>
         </w:rPr>
-        <w:t xml:space="preserve">این پرسش‌ها در بسترِ یک شکافِ پژوهشیِ مشخص مطرح می‌شوند: بخشِ عمده‌ی ادبیاتِ موجود در حوزه‌ی پیش‌بینیِ قیمتِ سهام با یادگیریِ ماشین یا بر بازارهای توسعه‌یافته (آمریکا، اروپا، چین) متمرکز است (Dong &amp; Liang, 2025؛ Cho &amp; Kim, 2025)، یا در صورتِ تمرکز بر بورسِ تهران، صرفاً به پیش‌بینیِ عددیِ قیمت یا شاخص بسنده می‌کند بدونِ اتصالِ آن به یک استراتژیِ معاملاتیِ عملی (Mostafaienia et al., 2025؛ Tajik Gholami &amp; Shahabi, 2025). هم‌زمان، پژوهش‌های موجود درباره‌ی استراتژیِ Covered Call مبتنی بر یادگیریِ ماشین (Ngwaba, 2025) عمدتاً به بازارِ آمریکا و ETFهای شناخته‌شده محدودند و هیچ‌کدام آزمونِ کنترلیِ صریحی برایِ سنجشِ اثرِ نشتِ اطلاعات ارائه نمی‌دهند.</w:t>
+        <w:t xml:space="preserve">این پرسش‌ها در بسترِ یک شکافِ پژوهشیِ مشخص مطرح می‌شوند: بخشِ عمده‌ی ادبیاتِ موجود در حوزه‌ی پیش‌بینیِ قیمتِ سهام با یادگیریِ ماشین یا بر بازارهای توسعه‌یافته (آمریکا، اروپا، چین) متمرکز است (Dong &amp; Liang, 2025؛ Cho &amp; Kim, 2025)، یا در صورتِ تمرکز بر بورسِ تهران، صرفاً به پیش‌بینیِ عددیِ قیمت یا شاخص بسنده می‌کند بدونِ اتصالِ آن به یک استراتژیِ معاملاتیِ عملی (Mostafaienia et al., 2025؛ Tajik Gholami &amp; Shahabi, 2025). هم‌زمان، پژوهش‌های موجود درباره‌ی استراتژیِ Covered Call مبتنی بر یادگیریِ ماشین (Ngwaba, 2025) عمدتاً به بازارِ آمریکا و ETFهای شناخته‌شده محدودند و هیچ‌کدام آزمونِ کنترلیِ صریحی برایِ سنجشِ اثرِ نشتِ اطلاعات ارائه نمی‌دهند. تفصیلِ کاملِ این شکاف، همراه با استنادِ کاملِ به منابعِ مربوطه، در فصلِ دوم (به‌ویژه بخشِ ۲-۱۳) آمده است؛ آنچه در این‌جا اهمیت دارد صرفاً موضع‌گیریِ این پژوهش نسبت به آن شکاف است.</w:t>
+      </w:r>
+    </w:p>
+    <w:p>
+      <w:pPr>
+        <w:bidi/>
+        <w:spacing w:after="200" w:line="340" w:lineRule="auto"/>
+        <w:jc w:val="both"/>
+      </w:pPr>
+      <w:r>
+        <w:rPr>
+          <w:rFonts w:ascii="B Nazanin" w:cs="B Nazanin" w:eastAsia="B Nazanin" w:hAnsi="B Nazanin"/>
+          <w:b w:val="false"/>
+          <w:bCs w:val="false"/>
+          <w:i w:val="false"/>
+          <w:iCs w:val="false"/>
+          <w:color w:val="1a1a1a"/>
+          <w:sz w:val="26"/>
+          <w:szCs w:val="26"/>
+          <w:rtl/>
+        </w:rPr>
+        <w:t xml:space="preserve">لازم به ذکر است این پژوهش ادعا نمی‌کند بازارِ سهام را «حل کرده» یا سقفِ نظریِ کاراییِ بازار (Fama, 1970) را نقض کرده است؛ برعکس، همان‌طور که در بخشِ ۲-۳-۱ با تکیه بر فرضیه‌ی بازارهایِ تطبیقی (Lo, 2004) بحث می‌شود، انتظارِ اصلیِ این پژوهش از ابتدا یک مزیتِ پیش‌بینیِ کوچک و آماری‌معنادار بوده، نه یک کشفِ انقلابی. صداقت در بیانِ همین انتظارِ محدود، بخشِ جدایی‌ناپذیرِ مسئله‌ی پژوهش است.</w:t>
       </w:r>
     </w:p>
     <w:p>
@@ -376,13 +418,8 @@
     </w:p>
     <w:p>
       <w:pPr>
-        <w:pStyle w:val="ListParagraph"/>
-        <w:numPr>
-          <w:ilvl w:val="0"/>
-          <w:numId w:val="2"/>
-        </w:numPr>
-        <w:bidi/>
-        <w:spacing w:after="120" w:line="320" w:lineRule="auto"/>
+        <w:bidi/>
+        <w:spacing w:after="200" w:line="340" w:lineRule="auto"/>
         <w:jc w:val="both"/>
       </w:pPr>
       <w:r>
@@ -397,18 +434,33 @@
           <w:szCs w:val="26"/>
           <w:rtl/>
         </w:rPr>
-        <w:t xml:space="preserve">از منظرِ کاربردی، سرمایه‌گذارانِ فردی و نهادیِ فعال در بورسِ تهران فاقدِ ابزاری داده‌محور و اعتبارسنجی‌شده برایِ تصمیمِ فروشِ اختیارِ خرید بر سهامِ خود هستند؛ این پژوهش یک نمونه‌ی کاملِ چنین ابزاری — از مهندسیِ فیچر تا اجرایِ استراتژی — ارائه می‌دهد.</w:t>
-      </w:r>
-    </w:p>
-    <w:p>
-      <w:pPr>
-        <w:pStyle w:val="ListParagraph"/>
-        <w:numPr>
-          <w:ilvl w:val="0"/>
-          <w:numId w:val="2"/>
-        </w:numPr>
-        <w:bidi/>
-        <w:spacing w:after="120" w:line="320" w:lineRule="auto"/>
+        <w:t xml:space="preserve">ضرورتِ این پژوهش را می‌توان از چهار زاویه‌ی متفاوت توجیه کرد که هرکدام مخاطبِ متفاوتی دارند: سرمایه‌گذارِ عملی، پژوهشگرِ روش‌شناسی، سیاست‌گذار/تحلیل‌گرِ بازارِ نوظهور، و آموزش‌دهنده‌ی حوزه‌ی یادگیریِ ماشینِ مالی.</w:t>
+      </w:r>
+    </w:p>
+    <w:p>
+      <w:pPr>
+        <w:pStyle w:val="Heading2"/>
+        <w:bidi/>
+        <w:spacing w:after="180" w:before="360"/>
+        <w:jc w:val="right"/>
+      </w:pPr>
+      <w:r>
+        <w:rPr>
+          <w:rFonts w:ascii="B Nazanin" w:cs="B Nazanin" w:eastAsia="B Nazanin" w:hAnsi="B Nazanin"/>
+          <w:b/>
+          <w:bCs/>
+          <w:color w:val="1e3a5f"/>
+          <w:sz w:val="30"/>
+          <w:szCs w:val="30"/>
+          <w:rtl/>
+        </w:rPr>
+        <w:t xml:space="preserve">۱-۳-۱ اهمیتِ کاربردی برایِ سرمایه‌گذار</w:t>
+      </w:r>
+    </w:p>
+    <w:p>
+      <w:pPr>
+        <w:bidi/>
+        <w:spacing w:after="200" w:line="340" w:lineRule="auto"/>
         <w:jc w:val="both"/>
       </w:pPr>
       <w:r>
@@ -423,18 +475,33 @@
           <w:szCs w:val="26"/>
           <w:rtl/>
         </w:rPr>
-        <w:t xml:space="preserve">از منظرِ روش‌شناختی، پژوهش‌های پیش‌بینیِ مالی به‌طورِ گسترده از مسئله‌ی نشتِ اطلاعات رنج می‌برند، اما کمتر پژوهشی این اثر را به‌طورِ کمّی و با یک گروهِ کنترلِ صریح اندازه می‌گیرد؛ این پژوهش با معرفیِ چارچوبِ HONEST/FRAUD این خلأ را پر می‌کند.</w:t>
-      </w:r>
-    </w:p>
-    <w:p>
-      <w:pPr>
-        <w:pStyle w:val="ListParagraph"/>
-        <w:numPr>
-          <w:ilvl w:val="0"/>
-          <w:numId w:val="2"/>
-        </w:numPr>
-        <w:bidi/>
-        <w:spacing w:after="120" w:line="320" w:lineRule="auto"/>
+        <w:t xml:space="preserve">سرمایه‌گذارانِ فردی و نهادیِ فعال در بورسِ تهران، برخلافِ همتایانِ خود در بازارهایی مانندِ شیکاگو که شاخصِ BXM سال‌هاست به‌عنوانِ محکِ عملکردِ Covered Call در دسترسِ آن‌هاست (Whaley, 2002)، عملاً فاقدِ ابزاری داده‌محور و اعتبارسنجی‌شده برایِ تصمیمِ فروشِ اختیارِ خرید بر سهامِ خود هستند. این پژوهش یک نمونه‌ی کامل از چنین ابزاری، از مهندسیِ فیچر تا اجرایِ استراتژی، ارائه می‌دهد؛ نمونه‌ای که هرچند برایِ استقرارِ مستقیم در محیطِ معاملاتیِ زنده هنوز نیاز به گام‌های تکمیلی دارد (بخشِ ۵-۶-۴)، چارچوبِ کاملِ لازم برایِ آن گام‌ها را فراهم می‌کند.</w:t>
+      </w:r>
+    </w:p>
+    <w:p>
+      <w:pPr>
+        <w:pStyle w:val="Heading2"/>
+        <w:bidi/>
+        <w:spacing w:after="180" w:before="360"/>
+        <w:jc w:val="right"/>
+      </w:pPr>
+      <w:r>
+        <w:rPr>
+          <w:rFonts w:ascii="B Nazanin" w:cs="B Nazanin" w:eastAsia="B Nazanin" w:hAnsi="B Nazanin"/>
+          <w:b/>
+          <w:bCs/>
+          <w:color w:val="1e3a5f"/>
+          <w:sz w:val="30"/>
+          <w:szCs w:val="30"/>
+          <w:rtl/>
+        </w:rPr>
+        <w:t xml:space="preserve">۱-۳-۲ اهمیتِ روش‌شناختی</w:t>
+      </w:r>
+    </w:p>
+    <w:p>
+      <w:pPr>
+        <w:bidi/>
+        <w:spacing w:after="200" w:line="340" w:lineRule="auto"/>
         <w:jc w:val="both"/>
       </w:pPr>
       <w:r>
@@ -449,18 +516,33 @@
           <w:szCs w:val="26"/>
           <w:rtl/>
         </w:rPr>
-        <w:t xml:space="preserve">از منظرِ بازارِ نوظهور، بورسِ تهران با ویژگی‌های ساختاریِ متمایز (دامنه‌ی نوسانِ محدود، بی‌ثباتیِ ارزی) بستری است که یافته‌های آن می‌تواند به بازارهای نوظهورِ مشابه در سایرِ کشورها تعمیم یابد — موضوعی که در ادبیاتِ بین‌المللی کمتر پوشش داده شده است.</w:t>
-      </w:r>
-    </w:p>
-    <w:p>
-      <w:pPr>
-        <w:pStyle w:val="ListParagraph"/>
-        <w:numPr>
-          <w:ilvl w:val="0"/>
-          <w:numId w:val="2"/>
-        </w:numPr>
-        <w:bidi/>
-        <w:spacing w:after="120" w:line="320" w:lineRule="auto"/>
+        <w:t xml:space="preserve">پژوهش‌های پیش‌بینیِ مالی به‌طورِ گسترده از مسئله‌ی نشتِ اطلاعات رنج می‌برند (López de Prado, 2018؛ Bailey et al., 2014)، اما کمتر پژوهشی این اثر را به‌طورِ کمّی و با یک گروهِ کنترلِ صریح اندازه می‌گیرد؛ حتی جدیدترین کارِ منتشرشده در این زمینه (Zhang et al., 2026) عمدتاً معیارِ سنجش پیشنهاد می‌دهد، نه یک اجرایِ عملیِ کامل روی یک بازارِ خاص. این پژوهش با معرفیِ چارچوبِ HONEST/FRAUD همین خلأ را پر می‌کند و اهمیتِ آن فراتر از بورسِ تهران، برایِ هر پژوهشگری که ادعایِ روش‌شناسیِ «بدونِ نشت» دارد، قابلِ‌استفاده است.</w:t>
+      </w:r>
+    </w:p>
+    <w:p>
+      <w:pPr>
+        <w:pStyle w:val="Heading2"/>
+        <w:bidi/>
+        <w:spacing w:after="180" w:before="360"/>
+        <w:jc w:val="right"/>
+      </w:pPr>
+      <w:r>
+        <w:rPr>
+          <w:rFonts w:ascii="B Nazanin" w:cs="B Nazanin" w:eastAsia="B Nazanin" w:hAnsi="B Nazanin"/>
+          <w:b/>
+          <w:bCs/>
+          <w:color w:val="1e3a5f"/>
+          <w:sz w:val="30"/>
+          <w:szCs w:val="30"/>
+          <w:rtl/>
+        </w:rPr>
+        <w:t xml:space="preserve">۱-۳-۳ اهمیت برایِ درکِ بازارهای نوظهور</w:t>
+      </w:r>
+    </w:p>
+    <w:p>
+      <w:pPr>
+        <w:bidi/>
+        <w:spacing w:after="200" w:line="340" w:lineRule="auto"/>
         <w:jc w:val="both"/>
       </w:pPr>
       <w:r>
@@ -475,7 +557,48 @@
           <w:szCs w:val="26"/>
           <w:rtl/>
         </w:rPr>
-        <w:t xml:space="preserve">از منظرِ آموزشی، تفکیکِ صریحِ یک مسیرِ «صحیح» از یک مسیرِ «دارایِ نشتِ عمدی» در همین پژوهش، ابزاری ملموس برایِ آموزشِ خطرِ نشتِ داده به پژوهشگرانِ تازه‌کارِ این حوزه فراهم می‌کند.</w:t>
+        <w:t xml:space="preserve">بورسِ تهران با ویژگی‌های ساختاریِ متمایز، از جمله دامنه‌ی نوسانِ محدود و بی‌ثباتیِ ارزی، بستری است که یافته‌های آن می‌تواند به بازارهای نوظهورِ مشابه در سایرِ کشورها تعمیم یابد، موضوعی که در ادبیاتِ بین‌المللی هنوز کمتر پوشش داده شده و بیشترِ توجهِ آن معطوفِ به بازارهایی مانندِ چین یا استانبول است (Coşkun et al., 2023). نتایجِ این پژوهش، به‌ویژه یافته‌ی مربوط به اثربخشیِ فیچرِ نرخِ ارز (فصلِ چهارم)، می‌تواند نقطه‌ی شروعی برایِ پژوهش‌های مشابه در سایرِ اقتصادهایِ با تورمِ بالا باشد.</w:t>
+      </w:r>
+    </w:p>
+    <w:p>
+      <w:pPr>
+        <w:pStyle w:val="Heading2"/>
+        <w:bidi/>
+        <w:spacing w:after="180" w:before="360"/>
+        <w:jc w:val="right"/>
+      </w:pPr>
+      <w:r>
+        <w:rPr>
+          <w:rFonts w:ascii="B Nazanin" w:cs="B Nazanin" w:eastAsia="B Nazanin" w:hAnsi="B Nazanin"/>
+          <w:b/>
+          <w:bCs/>
+          <w:color w:val="1e3a5f"/>
+          <w:sz w:val="30"/>
+          <w:szCs w:val="30"/>
+          <w:rtl/>
+        </w:rPr>
+        <w:t xml:space="preserve">۱-۳-۴ اهمیتِ آموزشی</w:t>
+      </w:r>
+    </w:p>
+    <w:p>
+      <w:pPr>
+        <w:bidi/>
+        <w:spacing w:after="200" w:line="340" w:lineRule="auto"/>
+        <w:jc w:val="both"/>
+      </w:pPr>
+      <w:r>
+        <w:rPr>
+          <w:rFonts w:ascii="B Nazanin" w:cs="B Nazanin" w:eastAsia="B Nazanin" w:hAnsi="B Nazanin"/>
+          <w:b w:val="false"/>
+          <w:bCs w:val="false"/>
+          <w:i w:val="false"/>
+          <w:iCs w:val="false"/>
+          <w:color w:val="1a1a1a"/>
+          <w:sz w:val="26"/>
+          <w:szCs w:val="26"/>
+          <w:rtl/>
+        </w:rPr>
+        <w:t xml:space="preserve">تفکیکِ صریحِ یک مسیرِ «صحیح» از یک مسیرِ «دارایِ نشتِ عمدی» در همین پژوهش، ابزاری ملموس برایِ آموزشِ خطرِ نشتِ داده به پژوهشگرانِ تازه‌کارِ این حوزه فراهم می‌کند؛ برخلافِ توضیحِ صرفاً نظریِ این خطر در متونِ درسی، مشاهده‌ی مستقیمِ تفاوتِ ۲۴ واحدِ درصدیِ AUC (فصلِ چهارم) میانِ دو نسخه‌ی تقریباً یکسانِ یک خطِ لوله، تصویرِ به‌مراتب گویاتری از پیامدِ عملیِ این خطا ارائه می‌دهد.</w:t>
       </w:r>
     </w:p>
     <w:p>
@@ -1187,6 +1310,177 @@
     </w:p>
     <w:p>
       <w:pPr>
+        <w:pStyle w:val="Heading2"/>
+        <w:bidi/>
+        <w:spacing w:after="180" w:before="360"/>
+        <w:jc w:val="right"/>
+      </w:pPr>
+      <w:r>
+        <w:rPr>
+          <w:rFonts w:ascii="B Nazanin" w:cs="B Nazanin" w:eastAsia="B Nazanin" w:hAnsi="B Nazanin"/>
+          <w:b/>
+          <w:bCs/>
+          <w:color w:val="1e3a5f"/>
+          <w:sz w:val="30"/>
+          <w:szCs w:val="30"/>
+          <w:rtl/>
+        </w:rPr>
+        <w:t xml:space="preserve">۱-۵-۱ فرضیه‌های پژوهش</w:t>
+      </w:r>
+    </w:p>
+    <w:p>
+      <w:pPr>
+        <w:bidi/>
+        <w:spacing w:after="200" w:line="340" w:lineRule="auto"/>
+        <w:jc w:val="both"/>
+      </w:pPr>
+      <w:r>
+        <w:rPr>
+          <w:rFonts w:ascii="B Nazanin" w:cs="B Nazanin" w:eastAsia="B Nazanin" w:hAnsi="B Nazanin"/>
+          <w:b w:val="false"/>
+          <w:bCs w:val="false"/>
+          <w:i w:val="false"/>
+          <w:iCs w:val="false"/>
+          <w:color w:val="1a1a1a"/>
+          <w:sz w:val="26"/>
+          <w:szCs w:val="26"/>
+          <w:rtl/>
+        </w:rPr>
+        <w:t xml:space="preserve">متناظر با پرسش‌های فوق، فرضیه‌های زیر پیش از اجرای پژوهش صورت‌بندی و در فصلِ چهارم (به‌طورِ خلاصه) و فصلِ پنجم (با جزئیاتِ کامل) آزموده شده‌اند. طبقِ رویکردِ صداقتِ روش‌شناختیِ این پژوهش، برخی از این فرضیه‌ها (به‌ویژه فرضیه‌ی سوم) در عمل تأیید نشدند و این عدمِ تأیید، به همان اندازه‌ی تأییدِ فرضیه‌های دیگر، در فصولِ بعد گزارش شده است.</w:t>
+      </w:r>
+    </w:p>
+    <w:p>
+      <w:pPr>
+        <w:pStyle w:val="ListParagraph"/>
+        <w:numPr>
+          <w:ilvl w:val="0"/>
+          <w:numId w:val="2"/>
+        </w:numPr>
+        <w:bidi/>
+        <w:spacing w:after="120" w:line="320" w:lineRule="auto"/>
+        <w:jc w:val="both"/>
+      </w:pPr>
+      <w:r>
+        <w:rPr>
+          <w:rFonts w:ascii="B Nazanin" w:cs="B Nazanin" w:eastAsia="B Nazanin" w:hAnsi="B Nazanin"/>
+          <w:b w:val="false"/>
+          <w:bCs w:val="false"/>
+          <w:i w:val="false"/>
+          <w:iCs w:val="false"/>
+          <w:color w:val="1a1a1a"/>
+          <w:sz w:val="26"/>
+          <w:szCs w:val="26"/>
+          <w:rtl/>
+        </w:rPr>
+        <w:t xml:space="preserve">فرضیه‌ی اول: مدل‌های یادگیریِ ماشینِ آموزش‌دیده بر پایه‌ی فیچرهای کاملاً علّی، جهتِ حرکتِ قیمتِ سهام در بورسِ تهران را با AUC به‌طورِ آماری معنادار بالاتر از ۵۰ درصد پیش‌بینی می‌کنند.</w:t>
+      </w:r>
+    </w:p>
+    <w:p>
+      <w:pPr>
+        <w:pStyle w:val="ListParagraph"/>
+        <w:numPr>
+          <w:ilvl w:val="0"/>
+          <w:numId w:val="2"/>
+        </w:numPr>
+        <w:bidi/>
+        <w:spacing w:after="120" w:line="320" w:lineRule="auto"/>
+        <w:jc w:val="both"/>
+      </w:pPr>
+      <w:r>
+        <w:rPr>
+          <w:rFonts w:ascii="B Nazanin" w:cs="B Nazanin" w:eastAsia="B Nazanin" w:hAnsi="B Nazanin"/>
+          <w:b w:val="false"/>
+          <w:bCs w:val="false"/>
+          <w:i w:val="false"/>
+          <w:iCs w:val="false"/>
+          <w:color w:val="1a1a1a"/>
+          <w:sz w:val="26"/>
+          <w:szCs w:val="26"/>
+          <w:rtl/>
+        </w:rPr>
+        <w:t xml:space="preserve">فرضیه‌ی دوم: افزودنِ فیچرِ کلانِ نرخِ دلار، اهمیتِ قابلِ‌سنجش (رتبه‌ی بالا در تحلیلِ SHAP) در پیش‌بینیِ جهتِ قیمت دارد.</w:t>
+      </w:r>
+    </w:p>
+    <w:p>
+      <w:pPr>
+        <w:pStyle w:val="ListParagraph"/>
+        <w:numPr>
+          <w:ilvl w:val="0"/>
+          <w:numId w:val="2"/>
+        </w:numPr>
+        <w:bidi/>
+        <w:spacing w:after="120" w:line="320" w:lineRule="auto"/>
+        <w:jc w:val="both"/>
+      </w:pPr>
+      <w:r>
+        <w:rPr>
+          <w:rFonts w:ascii="B Nazanin" w:cs="B Nazanin" w:eastAsia="B Nazanin" w:hAnsi="B Nazanin"/>
+          <w:b w:val="false"/>
+          <w:bCs w:val="false"/>
+          <w:i w:val="false"/>
+          <w:iCs w:val="false"/>
+          <w:color w:val="1a1a1a"/>
+          <w:sz w:val="26"/>
+          <w:szCs w:val="26"/>
+          <w:rtl/>
+        </w:rPr>
+        <w:t xml:space="preserve">فرضیه‌ی سوم: افزودنِ مدلِ نهم (CNN-LSTM) به تورنمنت، میانگینِ معیارهایِ عملکردِ کلیِ سامانه را نسبت به تورنمنتِ هشت‌مدلی بهبود می‌بخشد.</w:t>
+      </w:r>
+    </w:p>
+    <w:p>
+      <w:pPr>
+        <w:pStyle w:val="ListParagraph"/>
+        <w:numPr>
+          <w:ilvl w:val="0"/>
+          <w:numId w:val="2"/>
+        </w:numPr>
+        <w:bidi/>
+        <w:spacing w:after="120" w:line="320" w:lineRule="auto"/>
+        <w:jc w:val="both"/>
+      </w:pPr>
+      <w:r>
+        <w:rPr>
+          <w:rFonts w:ascii="B Nazanin" w:cs="B Nazanin" w:eastAsia="B Nazanin" w:hAnsi="B Nazanin"/>
+          <w:b w:val="false"/>
+          <w:bCs w:val="false"/>
+          <w:i w:val="false"/>
+          <w:iCs w:val="false"/>
+          <w:color w:val="1a1a1a"/>
+          <w:sz w:val="26"/>
+          <w:szCs w:val="26"/>
+          <w:rtl/>
+        </w:rPr>
+        <w:t xml:space="preserve">فرضیه‌ی چهارم: بازدهیِ ریسک‌تعدیل‌شده‌ی استراتژیِ اختیارِ خریدِ پوشش‌داده‌شده، در اکثریتِ نمادهای بررسی‌شده، از بازدهیِ راهبردِ خرید-و-نگهداری بالاتر است.</w:t>
+      </w:r>
+    </w:p>
+    <w:p>
+      <w:pPr>
+        <w:pStyle w:val="ListParagraph"/>
+        <w:numPr>
+          <w:ilvl w:val="0"/>
+          <w:numId w:val="2"/>
+        </w:numPr>
+        <w:bidi/>
+        <w:spacing w:after="120" w:line="320" w:lineRule="auto"/>
+        <w:jc w:val="both"/>
+      </w:pPr>
+      <w:r>
+        <w:rPr>
+          <w:rFonts w:ascii="B Nazanin" w:cs="B Nazanin" w:eastAsia="B Nazanin" w:hAnsi="B Nazanin"/>
+          <w:b w:val="false"/>
+          <w:bCs w:val="false"/>
+          <w:i w:val="false"/>
+          <w:iCs w:val="false"/>
+          <w:color w:val="1a1a1a"/>
+          <w:sz w:val="26"/>
+          <w:szCs w:val="26"/>
+          <w:rtl/>
+        </w:rPr>
+        <w:t xml:space="preserve">فرضیه‌ی پنجم: خطِ لوله‌ی دارایِ نشتِ عمدیِ اطلاعات (FRAUD)، معیارهایِ طبقه‌بندی را به‌طورِ آماری معنادار بالاتر از خطِ لوله‌ی صادقانه (HONEST) نشان می‌دهد.</w:t>
+      </w:r>
+    </w:p>
+    <w:p>
+      <w:pPr>
         <w:pStyle w:val="Heading1"/>
         <w:pBdr>
           <w:bottom w:val="single" w:color="1e3a5f" w:sz="8" w:space="6"/>
@@ -1205,7 +1499,7 @@
           <w:szCs w:val="34"/>
           <w:rtl/>
         </w:rPr>
-        <w:t xml:space="preserve">۱-۶ — روشِ پژوهش (خلاصه)</w:t>
+        <w:t xml:space="preserve">۱-۶ — روشِ پژوهش</w:t>
       </w:r>
     </w:p>
     <w:p>
@@ -1226,7 +1520,130 @@
           <w:szCs w:val="26"/>
           <w:rtl/>
         </w:rPr>
-        <w:t xml:space="preserve">این پژوهش از نظرِ هدف، کاربردی و از نظرِ روش، تجربی-محاسباتی (Computational/Empirical) است؛ داده‌های واقعیِ قیمتیِ شش نماد از بورسِ اوراق بهادارِ تهران — از پنج صنعتِ متفاوت — از منبعِ رسمیِ مدیریتِ فناوریِ بورسِ تهران (TSETMC) جمع‌آوری و پس از پاکسازی و تعدیلِ رویدادهای شرکتی، به یک خطِ لوله‌ی یازده‌مرحله‌ای شاملِ مهندسیِ فیچر، تورنمنتِ نُه‌مدلی، اعتبارسنجیِ غلتانِ زمانی، و موتورِ بک‌تست وارد شده‌اند. جزئیاتِ کاملِ معماری در فصلِ سوم و جزئیاتِ کاملِ تنظیماتِ آزمایش (نسخه‌ی نرم‌افزار، ابرپارامترها، فرضیاتِ مالی) در فصلِ چهارم ارائه می‌شود.</w:t>
+        <w:t xml:space="preserve">این پژوهش از نظرِ هدف، کاربردی و از نظرِ روش، تجربی-محاسباتی (Computational/Empirical) است. طرحِ کلیِ پژوهش، طرحی طولی (Longitudinal) روی داده‌ی سری‌زمانی است که در آن داده‌ی هر نماد به سه بخشِ زمانیِ متوالیِ آموزش، اعتبارسنجی و آزمون تفکیک می‌شود (بخشِ ۳-۶)، نه یک طرحِ مقطعی که در آن نمونه‌ها مستقل از یکدیگر فرض شوند.</w:t>
+      </w:r>
+    </w:p>
+    <w:p>
+      <w:pPr>
+        <w:pStyle w:val="Heading2"/>
+        <w:bidi/>
+        <w:spacing w:after="180" w:before="360"/>
+        <w:jc w:val="right"/>
+      </w:pPr>
+      <w:r>
+        <w:rPr>
+          <w:rFonts w:ascii="B Nazanin" w:cs="B Nazanin" w:eastAsia="B Nazanin" w:hAnsi="B Nazanin"/>
+          <w:b/>
+          <w:bCs/>
+          <w:color w:val="1e3a5f"/>
+          <w:sz w:val="30"/>
+          <w:szCs w:val="30"/>
+          <w:rtl/>
+        </w:rPr>
+        <w:t xml:space="preserve">۱-۶-۱ جامعه و نمونه‌ی آماری</w:t>
+      </w:r>
+    </w:p>
+    <w:p>
+      <w:pPr>
+        <w:bidi/>
+        <w:spacing w:after="200" w:line="340" w:lineRule="auto"/>
+        <w:jc w:val="both"/>
+      </w:pPr>
+      <w:r>
+        <w:rPr>
+          <w:rFonts w:ascii="B Nazanin" w:cs="B Nazanin" w:eastAsia="B Nazanin" w:hAnsi="B Nazanin"/>
+          <w:b w:val="false"/>
+          <w:bCs w:val="false"/>
+          <w:i w:val="false"/>
+          <w:iCs w:val="false"/>
+          <w:color w:val="1a1a1a"/>
+          <w:sz w:val="26"/>
+          <w:szCs w:val="26"/>
+          <w:rtl/>
+        </w:rPr>
+        <w:t xml:space="preserve">جامعه‌ی آماریِ این پژوهش کلیه‌ی نمادهای پذیرفته‌شده در بورسِ اوراق بهادارِ تهران با سابقه‌ی معاملاتیِ کافی (حداقل چند هزار روزِ معاملاتی پس از پاکسازی) است. نمونه‌ی این پژوهش، به روشِ هدفمند و برایِ حداکثرکردنِ تنوعِ صنعتی، شاملِ شش نماد از پنج صنعتِ متفاوت (فلزاتِ اساسی، خودرو، پتروشیمی، سرمایه‌گذاری و بانکداری) است؛ دلیلِ انتخابِ نمونه‌ی هدفمند به‌جایِ نمونه‌گیریِ تصادفی از کلِ بازار، نیازِ این پژوهش به داده‌ی باکیفیت و کاملاً پاکسازی‌شده برایِ هر نماد است، فرآیندی که به‌ازایِ هر نماد به‌طورِ دستی و صرفِ زمانِ قابلِ‌توجه انجام شده (بخشِ ۳-۳-۲).</w:t>
+      </w:r>
+    </w:p>
+    <w:p>
+      <w:pPr>
+        <w:pStyle w:val="Heading2"/>
+        <w:bidi/>
+        <w:spacing w:after="180" w:before="360"/>
+        <w:jc w:val="right"/>
+      </w:pPr>
+      <w:r>
+        <w:rPr>
+          <w:rFonts w:ascii="B Nazanin" w:cs="B Nazanin" w:eastAsia="B Nazanin" w:hAnsi="B Nazanin"/>
+          <w:b/>
+          <w:bCs/>
+          <w:color w:val="1e3a5f"/>
+          <w:sz w:val="30"/>
+          <w:szCs w:val="30"/>
+          <w:rtl/>
+        </w:rPr>
+        <w:t xml:space="preserve">۱-۶-۲ ابزار و روشِ گردآوریِ داده</w:t>
+      </w:r>
+    </w:p>
+    <w:p>
+      <w:pPr>
+        <w:bidi/>
+        <w:spacing w:after="200" w:line="340" w:lineRule="auto"/>
+        <w:jc w:val="both"/>
+      </w:pPr>
+      <w:r>
+        <w:rPr>
+          <w:rFonts w:ascii="B Nazanin" w:cs="B Nazanin" w:eastAsia="B Nazanin" w:hAnsi="B Nazanin"/>
+          <w:b w:val="false"/>
+          <w:bCs w:val="false"/>
+          <w:i w:val="false"/>
+          <w:iCs w:val="false"/>
+          <w:color w:val="1a1a1a"/>
+          <w:sz w:val="26"/>
+          <w:szCs w:val="26"/>
+          <w:rtl/>
+        </w:rPr>
+        <w:t xml:space="preserve">داده‌های خامِ قیمتی از منبعِ رسمیِ مدیریتِ فناوریِ بورسِ تهران (TSETMC) گردآوری شده‌اند. دادۀ نرخِ دلار، به‌عنوانِ تنها منبعِ دادۀ خارج از خودِ بورس، از یک مجموعه‌دادۀ عمومیِ در دسترس (با منبعِ اصلیِ TGJU.org) تهیه شده است. جزئیاتِ کاملِ این منابع، شاملِ بازۀ زمانی و حجمِ داده به‌ازایِ هر نماد، در بخشِ ۴-۲-۱ آمده است.</w:t>
+      </w:r>
+    </w:p>
+    <w:p>
+      <w:pPr>
+        <w:pStyle w:val="Heading2"/>
+        <w:bidi/>
+        <w:spacing w:after="180" w:before="360"/>
+        <w:jc w:val="right"/>
+      </w:pPr>
+      <w:r>
+        <w:rPr>
+          <w:rFonts w:ascii="B Nazanin" w:cs="B Nazanin" w:eastAsia="B Nazanin" w:hAnsi="B Nazanin"/>
+          <w:b/>
+          <w:bCs/>
+          <w:color w:val="1e3a5f"/>
+          <w:sz w:val="30"/>
+          <w:szCs w:val="30"/>
+          <w:rtl/>
+        </w:rPr>
+        <w:t xml:space="preserve">۱-۶-۳ روشِ تحلیلِ داده</w:t>
+      </w:r>
+    </w:p>
+    <w:p>
+      <w:pPr>
+        <w:bidi/>
+        <w:spacing w:after="200" w:line="340" w:lineRule="auto"/>
+        <w:jc w:val="both"/>
+      </w:pPr>
+      <w:r>
+        <w:rPr>
+          <w:rFonts w:ascii="B Nazanin" w:cs="B Nazanin" w:eastAsia="B Nazanin" w:hAnsi="B Nazanin"/>
+          <w:b w:val="false"/>
+          <w:bCs w:val="false"/>
+          <w:i w:val="false"/>
+          <w:iCs w:val="false"/>
+          <w:color w:val="1a1a1a"/>
+          <w:sz w:val="26"/>
+          <w:szCs w:val="26"/>
+          <w:rtl/>
+        </w:rPr>
+        <w:t xml:space="preserve">پس از پاکسازی و تعدیلِ رویدادهای شرکتی، داده به یک خطِ لوله‌ی یازده‌مرحله‌ای شاملِ مهندسیِ فیچر، تورنمنتِ نُه‌مدلی، اعتبارسنجیِ غلتانِ زمانی، و موتورِ بک‌تست وارد می‌شود. تحلیلِ آماری نتایج (بخشِ ۴) شاملِ گزارشِ معیارهایِ طبقه‌بندی (AUC، دقت، بازخوانی)، معیارهایِ مالی (بازدهی، نسبت‌های شارپ/سورتینو/کالمار)، و آزمونِ استحکام از طریقِ اعتبارسنجیِ غلتانِ زمانی است. جزئیاتِ کاملِ معماری در فصلِ سوم و جزئیاتِ کاملِ تنظیماتِ آزمایش (نسخه‌ی نرم‌افزار، ابرپارامترها، فرضیاتِ مالی) در فصلِ چهارم ارائه می‌شود.</w:t>
       </w:r>
     </w:p>
     <w:p>
@@ -2790,6 +3207,210 @@
                 <w:rtl/>
               </w:rPr>
               <w:t xml:space="preserve">به‌ترتیب، خطِ لوله‌ی اصلیِ بدونِ نشت و مسیرِ کنترلیِ عمداً دارایِ نشتِ اطلاعات در این پژوهش</w:t>
+            </w:r>
+          </w:p>
+        </w:tc>
+      </w:tr>
+      <w:tr>
+        <w:trPr>
+          <w:cantSplit/>
+          <w:tblHeader w:val="false"/>
+        </w:trPr>
+        <w:tc>
+          <w:tcPr>
+            <w:tcW w:type="dxa" w:w="2200"/>
+            <w:shd w:fill="FFFFFF" w:val="clear"/>
+            <w:tcMar>
+              <w:top w:type="dxa" w:w="80"/>
+              <w:left w:type="dxa" w:w="120"/>
+              <w:bottom w:type="dxa" w:w="80"/>
+              <w:right w:type="dxa" w:w="120"/>
+            </w:tcMar>
+            <w:vAlign w:val="center"/>
+          </w:tcPr>
+          <w:p>
+            <w:pPr>
+              <w:bidi/>
+              <w:jc w:val="center"/>
+            </w:pPr>
+            <w:r>
+              <w:rPr>
+                <w:rFonts w:ascii="B Nazanin" w:cs="B Nazanin" w:eastAsia="B Nazanin" w:hAnsi="B Nazanin"/>
+                <w:b w:val="false"/>
+                <w:bCs w:val="false"/>
+                <w:color w:val="1a1a1a"/>
+                <w:sz w:val="19"/>
+                <w:szCs w:val="19"/>
+                <w:rtl/>
+              </w:rPr>
+              <w:t xml:space="preserve">مدلِ بلک-شولز</w:t>
+            </w:r>
+          </w:p>
+        </w:tc>
+        <w:tc>
+          <w:tcPr>
+            <w:tcW w:type="dxa" w:w="6800"/>
+            <w:shd w:fill="FFFFFF" w:val="clear"/>
+            <w:tcMar>
+              <w:top w:type="dxa" w:w="80"/>
+              <w:left w:type="dxa" w:w="120"/>
+              <w:bottom w:type="dxa" w:w="80"/>
+              <w:right w:type="dxa" w:w="120"/>
+            </w:tcMar>
+            <w:vAlign w:val="center"/>
+          </w:tcPr>
+          <w:p>
+            <w:pPr>
+              <w:bidi/>
+              <w:jc w:val="right"/>
+            </w:pPr>
+            <w:r>
+              <w:rPr>
+                <w:rFonts w:ascii="B Nazanin" w:cs="B Nazanin" w:eastAsia="B Nazanin" w:hAnsi="B Nazanin"/>
+                <w:b w:val="false"/>
+                <w:bCs w:val="false"/>
+                <w:color w:val="1a1a1a"/>
+                <w:sz w:val="19"/>
+                <w:szCs w:val="19"/>
+                <w:rtl/>
+              </w:rPr>
+              <w:t xml:space="preserve">چارچوبِ تحلیلیِ قیمت‌گذاریِ منصفانه‌ی اختیارِ معامله، مبنایِ گیتِ اقتصادیِ موتورِ بک‌تست</w:t>
+            </w:r>
+          </w:p>
+        </w:tc>
+      </w:tr>
+      <w:tr>
+        <w:trPr>
+          <w:cantSplit/>
+          <w:tblHeader w:val="false"/>
+        </w:trPr>
+        <w:tc>
+          <w:tcPr>
+            <w:tcW w:type="dxa" w:w="2200"/>
+            <w:shd w:fill="F2F6FA" w:val="clear"/>
+            <w:tcMar>
+              <w:top w:type="dxa" w:w="80"/>
+              <w:left w:type="dxa" w:w="120"/>
+              <w:bottom w:type="dxa" w:w="80"/>
+              <w:right w:type="dxa" w:w="120"/>
+            </w:tcMar>
+            <w:vAlign w:val="center"/>
+          </w:tcPr>
+          <w:p>
+            <w:pPr>
+              <w:bidi/>
+              <w:jc w:val="center"/>
+            </w:pPr>
+            <w:r>
+              <w:rPr>
+                <w:rFonts w:ascii="B Nazanin" w:cs="B Nazanin" w:eastAsia="B Nazanin" w:hAnsi="B Nazanin"/>
+                <w:b w:val="false"/>
+                <w:bCs w:val="false"/>
+                <w:color w:val="1a1a1a"/>
+                <w:sz w:val="19"/>
+                <w:szCs w:val="19"/>
+                <w:rtl/>
+              </w:rPr>
+              <w:t xml:space="preserve">نسبتِ شارپ/سورتینو</w:t>
+            </w:r>
+          </w:p>
+        </w:tc>
+        <w:tc>
+          <w:tcPr>
+            <w:tcW w:type="dxa" w:w="6800"/>
+            <w:shd w:fill="F2F6FA" w:val="clear"/>
+            <w:tcMar>
+              <w:top w:type="dxa" w:w="80"/>
+              <w:left w:type="dxa" w:w="120"/>
+              <w:bottom w:type="dxa" w:w="80"/>
+              <w:right w:type="dxa" w:w="120"/>
+            </w:tcMar>
+            <w:vAlign w:val="center"/>
+          </w:tcPr>
+          <w:p>
+            <w:pPr>
+              <w:bidi/>
+              <w:jc w:val="right"/>
+            </w:pPr>
+            <w:r>
+              <w:rPr>
+                <w:rFonts w:ascii="B Nazanin" w:cs="B Nazanin" w:eastAsia="B Nazanin" w:hAnsi="B Nazanin"/>
+                <w:b w:val="false"/>
+                <w:bCs w:val="false"/>
+                <w:color w:val="1a1a1a"/>
+                <w:sz w:val="19"/>
+                <w:szCs w:val="19"/>
+                <w:rtl/>
+              </w:rPr>
+              <w:t xml:space="preserve">معیارهایِ عملکردِ ریسک‌تعدیل‌شده که بازدهی را نسبت به نوسانِ کل یا نوسانِ سمتِ نزولی می‌سنجند</w:t>
+            </w:r>
+          </w:p>
+        </w:tc>
+      </w:tr>
+      <w:tr>
+        <w:trPr>
+          <w:cantSplit/>
+          <w:tblHeader w:val="false"/>
+        </w:trPr>
+        <w:tc>
+          <w:tcPr>
+            <w:tcW w:type="dxa" w:w="2200"/>
+            <w:shd w:fill="FFFFFF" w:val="clear"/>
+            <w:tcMar>
+              <w:top w:type="dxa" w:w="80"/>
+              <w:left w:type="dxa" w:w="120"/>
+              <w:bottom w:type="dxa" w:w="80"/>
+              <w:right w:type="dxa" w:w="120"/>
+            </w:tcMar>
+            <w:vAlign w:val="center"/>
+          </w:tcPr>
+          <w:p>
+            <w:pPr>
+              <w:bidi/>
+              <w:jc w:val="center"/>
+            </w:pPr>
+            <w:r>
+              <w:rPr>
+                <w:rFonts w:ascii="B Nazanin" w:cs="B Nazanin" w:eastAsia="B Nazanin" w:hAnsi="B Nazanin"/>
+                <w:b w:val="false"/>
+                <w:bCs w:val="false"/>
+                <w:color w:val="1a1a1a"/>
+                <w:sz w:val="19"/>
+                <w:szCs w:val="19"/>
+                <w:rtl/>
+              </w:rPr>
+              <w:t xml:space="preserve">فرضیه‌ی بازارِ کارا</w:t>
+            </w:r>
+          </w:p>
+        </w:tc>
+        <w:tc>
+          <w:tcPr>
+            <w:tcW w:type="dxa" w:w="6800"/>
+            <w:shd w:fill="FFFFFF" w:val="clear"/>
+            <w:tcMar>
+              <w:top w:type="dxa" w:w="80"/>
+              <w:left w:type="dxa" w:w="120"/>
+              <w:bottom w:type="dxa" w:w="80"/>
+              <w:right w:type="dxa" w:w="120"/>
+            </w:tcMar>
+            <w:vAlign w:val="center"/>
+          </w:tcPr>
+          <w:p>
+            <w:pPr>
+              <w:bidi/>
+              <w:jc w:val="right"/>
+            </w:pPr>
+            <w:r>
+              <w:rPr>
+                <w:rFonts w:ascii="B Nazanin" w:cs="B Nazanin" w:eastAsia="B Nazanin" w:hAnsi="B Nazanin"/>
+                <w:b w:val="false"/>
+                <w:bCs w:val="false"/>
+                <w:color w:val="1a1a1a"/>
+                <w:sz w:val="19"/>
+                <w:szCs w:val="19"/>
+                <w:rtl/>
+              </w:rPr>
+              <w:t xml:space="preserve">دیدگاهِ نظری که طبقِ آن قیمت‌ها به‌طورِ کامل بازتابِ اطلاعاتِ در دسترس‌اند و پیش‌بینیِ سیستماتیک ممکن نیست</w:t>
             </w:r>
           </w:p>
         </w:tc>

--- a/docs/Chapter1_Introduction.docx
+++ b/docs/Chapter1_Introduction.docx
@@ -1305,7 +1305,7 @@
           <w:szCs w:val="22"/>
           <w:rtl/>
         </w:rPr>
-        <w:t xml:space="preserve">جدول 1. پرسش‌های پنج‌گانۀ اصلیِ پژوهش</w:t>
+        <w:t xml:space="preserve">جدول ۱-۱. پرسش‌های پنج‌گانۀ اصلیِ پژوهش</w:t>
       </w:r>
     </w:p>
     <w:p>
@@ -1974,7 +1974,7 @@
           <w:szCs w:val="22"/>
           <w:rtl/>
         </w:rPr>
-        <w:t xml:space="preserve">جدول 2. قلمروِ موضوعی، مکانی و زمانیِ پژوهش</w:t>
+        <w:t xml:space="preserve">جدول ۱-۲. قلمروِ موضوعی، مکانی و زمانیِ پژوهش</w:t>
       </w:r>
     </w:p>
     <w:p>
@@ -2693,7 +2693,7 @@
           <w:szCs w:val="22"/>
           <w:rtl/>
         </w:rPr>
-        <w:t xml:space="preserve">جدول 3. ساختارِ فصولِ پایان‌نامه</w:t>
+        <w:t xml:space="preserve">جدول ۱-۳. ساختارِ فصولِ پایان‌نامه</w:t>
       </w:r>
     </w:p>
     <w:p>
@@ -3432,7 +3432,7 @@
           <w:szCs w:val="22"/>
           <w:rtl/>
         </w:rPr>
-        <w:t xml:space="preserve">جدول 4. واژگان و اصطلاحاتِ کلیدیِ به‌کاررفته در این پایان‌نامه</w:t>
+        <w:t xml:space="preserve">جدول ۱-۴. واژگان و اصطلاحاتِ کلیدیِ به‌کاررفته در این پایان‌نامه</w:t>
       </w:r>
     </w:p>
     <w:sectPr>
